--- a/test_outputs/sample_track_changes_and_styles.docx
+++ b/test_outputs/sample_track_changes_and_styles.docx
@@ -175,7 +175,7 @@
         </w:rPr>
         <w:t xml:space="preserve">CriticMarkup Insertion: </w:t>
       </w:r>
-      <w:ins w:author="Marksmith AI" w:date="2026-07-23T15:01:40.0343864Z" w:id="3">
+      <w:ins w:author="Marksmith AI" w:date="2026-07-24T11:45:58.5619847Z" w:id="3">
         <w:r>
           <w:rPr>
             <w:u w:val="single"/>
@@ -213,7 +213,7 @@
         </w:rPr>
         <w:t xml:space="preserve">CriticMarkup Deletion: </w:t>
       </w:r>
-      <w:del w:author="Marksmith AI" w:date="2026-07-23T15:01:40.0343864Z" w:id="4">
+      <w:del w:author="Marksmith AI" w:date="2026-07-24T11:45:58.5619847Z" w:id="4">
         <w:r>
           <w:rPr>
             <w:strike/>
@@ -288,7 +288,7 @@
         </w:rPr>
         <w:t xml:space="preserve">CriticMarkup Substitution: </w:t>
       </w:r>
-      <w:del w:author="Marksmith AI" w:date="2026-07-23T15:01:40.0343864Z" w:id="5">
+      <w:del w:author="Marksmith AI" w:date="2026-07-24T11:45:58.5619847Z" w:id="5">
         <w:r>
           <w:rPr>
             <w:strike/>
@@ -304,7 +304,7 @@
           <w:delText xml:space="preserve">old deprecated feature</w:delText>
         </w:r>
       </w:del>
-      <w:ins w:author="Marksmith AI" w:date="2026-07-23T15:01:40.0343864Z" w:id="6">
+      <w:ins w:author="Marksmith AI" w:date="2026-07-24T11:45:58.5619847Z" w:id="6">
         <w:r>
           <w:rPr>
             <w:u w:val="single"/>
@@ -638,8 +638,8 @@
       </w:r>
     </w:p>
     <w:sectPr>
-      <w:headerReference xmlns:r="http://schemas.openxmlformats.org/officeDocument/2006/relationships" w:type="default" r:id="Re59af44940774493"/>
-      <w:footerReference xmlns:r="http://schemas.openxmlformats.org/officeDocument/2006/relationships" w:type="default" r:id="Re08e429b19604149"/>
+      <w:headerReference xmlns:r="http://schemas.openxmlformats.org/officeDocument/2006/relationships" w:type="default" r:id="Re77cf98aab8141fb"/>
+      <w:footerReference xmlns:r="http://schemas.openxmlformats.org/officeDocument/2006/relationships" w:type="default" r:id="R4d4cbb3ddb814d3b"/>
       <w:pgSz w:w="11906" w:h="16838"/>
       <w:pgMar w:top="1440" w:right="1440" w:bottom="1440" w:left="1440" w:header="576" w:footer="576" w:gutter="0"/>
       <w:pgBorders w:display="allPages" w:offsetFrom="page">

--- a/test_outputs/sample_track_changes_and_styles.docx
+++ b/test_outputs/sample_track_changes_and_styles.docx
@@ -79,7 +79,7 @@
         </w:rPr>
         <w:t xml:space="preserve">Tracked Insertion: </w:t>
       </w:r>
-      <w:ins w:author="Marksmith AI" w:date="2026-07-23T16:00:00+10:00" w:id="1">
+      <w:ins w:author="Marksmith AI" w:date="2026-07-23T06:00:00+00:00" w:id="1">
         <w:r>
           <w:rPr>
             <w:u w:val="single"/>
@@ -117,7 +117,7 @@
         </w:rPr>
         <w:t xml:space="preserve">Tracked Deletion: </w:t>
       </w:r>
-      <w:del w:author="Marksmith AI" w:date="2026-07-23T16:00:00+10:00" w:id="2">
+      <w:del w:author="Marksmith AI" w:date="2026-07-23T06:00:00+00:00" w:id="2">
         <w:r>
           <w:rPr>
             <w:strike/>
@@ -175,7 +175,7 @@
         </w:rPr>
         <w:t xml:space="preserve">CriticMarkup Insertion: </w:t>
       </w:r>
-      <w:ins w:author="Marksmith AI" w:date="2026-07-24T11:45:58.5619847Z" w:id="3">
+      <w:ins w:author="Marksmith AI" w:date="2026-07-26T02:45:17.049067Z" w:id="3">
         <w:r>
           <w:rPr>
             <w:u w:val="single"/>
@@ -213,7 +213,7 @@
         </w:rPr>
         <w:t xml:space="preserve">CriticMarkup Deletion: </w:t>
       </w:r>
-      <w:del w:author="Marksmith AI" w:date="2026-07-24T11:45:58.5619847Z" w:id="4">
+      <w:del w:author="Marksmith AI" w:date="2026-07-26T02:45:17.049067Z" w:id="4">
         <w:r>
           <w:rPr>
             <w:strike/>
@@ -288,7 +288,7 @@
         </w:rPr>
         <w:t xml:space="preserve">CriticMarkup Substitution: </w:t>
       </w:r>
-      <w:del w:author="Marksmith AI" w:date="2026-07-24T11:45:58.5619847Z" w:id="5">
+      <w:del w:author="Marksmith AI" w:date="2026-07-26T02:45:17.049067Z" w:id="5">
         <w:r>
           <w:rPr>
             <w:strike/>
@@ -304,7 +304,7 @@
           <w:delText xml:space="preserve">old deprecated feature</w:delText>
         </w:r>
       </w:del>
-      <w:ins w:author="Marksmith AI" w:date="2026-07-24T11:45:58.5619847Z" w:id="6">
+      <w:ins w:author="Marksmith AI" w:date="2026-07-26T02:45:17.049067Z" w:id="6">
         <w:r>
           <w:rPr>
             <w:u w:val="single"/>
@@ -638,8 +638,8 @@
       </w:r>
     </w:p>
     <w:sectPr>
-      <w:headerReference xmlns:r="http://schemas.openxmlformats.org/officeDocument/2006/relationships" w:type="default" r:id="Re77cf98aab8141fb"/>
-      <w:footerReference xmlns:r="http://schemas.openxmlformats.org/officeDocument/2006/relationships" w:type="default" r:id="R4d4cbb3ddb814d3b"/>
+      <w:headerReference xmlns:r="http://schemas.openxmlformats.org/officeDocument/2006/relationships" w:type="default" r:id="Ra80bd253163d450b"/>
+      <w:footerReference xmlns:r="http://schemas.openxmlformats.org/officeDocument/2006/relationships" w:type="default" r:id="Rcabc0a17de9d417e"/>
       <w:pgSz w:w="11906" w:h="16838"/>
       <w:pgMar w:top="1440" w:right="1440" w:bottom="1440" w:left="1440" w:header="576" w:footer="576" w:gutter="0"/>
       <w:pgBorders w:display="allPages" w:offsetFrom="page">
